--- a/docs/exam_sources/question_bank/物资验收十项动作规范清单题库.docx
+++ b/docs/exam_sources/question_bank/物资验收十项动作规范清单题库.docx
@@ -1655,6 +1655,24 @@
         </w:rPr>
         <w:t>D. 供应商人员信息</w:t>
       </w:r>
+    </w:p>
+    <w:p>
+      <w:pPr>
+        <w:numPr>
+          <w:numId w:val="0"/>
+        </w:numPr>
+        <w:spacing w:before="120" w:after="120" w:line="288" w:lineRule="auto"/>
+        <w:jc w:val="left"/>
+      </w:pPr>
+      <w:r>
+        <w:rPr>
+          <w:rFonts w:hint="eastAsia" w:ascii="Arial" w:hAnsi="Arial" w:eastAsia="等线" w:cs="Arial"/>
+          <w:color w:val="0000FF"/>
+          <w:sz w:val="22"/>
+          <w:lang w:val="en-US" w:eastAsia="zh-CN"/>
+        </w:rPr>
+        <w:t>E.申购人</w:t>
+      </w:r>
       <w:r>
         <w:rPr>
           <w:rFonts w:ascii="Arial" w:hAnsi="Arial" w:eastAsia="等线" w:cs="Arial"/>
@@ -1757,6 +1775,24 @@
         </w:rPr>
         <w:t>D. 提前完成物资成本结算</w:t>
       </w:r>
+    </w:p>
+    <w:p>
+      <w:pPr>
+        <w:numPr>
+          <w:numId w:val="0"/>
+        </w:numPr>
+        <w:spacing w:before="120" w:after="120" w:line="288" w:lineRule="auto"/>
+        <w:jc w:val="left"/>
+      </w:pPr>
+      <w:r>
+        <w:rPr>
+          <w:rFonts w:hint="eastAsia" w:ascii="Arial" w:hAnsi="Arial" w:eastAsia="等线" w:cs="Arial"/>
+          <w:color w:val="0000FF"/>
+          <w:sz w:val="22"/>
+          <w:lang w:val="en-US" w:eastAsia="zh-CN"/>
+        </w:rPr>
+        <w:t>E.自行验收</w:t>
+      </w:r>
       <w:r>
         <w:rPr>
           <w:rFonts w:ascii="Arial" w:hAnsi="Arial" w:eastAsia="等线" w:cs="Arial"/>
@@ -1859,6 +1895,24 @@
         </w:rPr>
         <w:t>D. 普通货运厢车</w:t>
       </w:r>
+    </w:p>
+    <w:p>
+      <w:pPr>
+        <w:numPr>
+          <w:numId w:val="0"/>
+        </w:numPr>
+        <w:spacing w:before="120" w:after="120" w:line="288" w:lineRule="auto"/>
+        <w:jc w:val="left"/>
+      </w:pPr>
+      <w:r>
+        <w:rPr>
+          <w:rFonts w:hint="eastAsia" w:ascii="Arial" w:hAnsi="Arial" w:eastAsia="等线" w:cs="Arial"/>
+          <w:color w:val="0000FF"/>
+          <w:sz w:val="22"/>
+          <w:lang w:val="en-US" w:eastAsia="zh-CN"/>
+        </w:rPr>
+        <w:t>E.普通三轮车</w:t>
+      </w:r>
       <w:r>
         <w:rPr>
           <w:rFonts w:ascii="Arial" w:hAnsi="Arial" w:eastAsia="等线" w:cs="Arial"/>
@@ -1961,6 +2015,24 @@
         </w:rPr>
         <w:t>D. 品牌</w:t>
       </w:r>
+    </w:p>
+    <w:p>
+      <w:pPr>
+        <w:numPr>
+          <w:numId w:val="0"/>
+        </w:numPr>
+        <w:spacing w:before="120" w:after="120" w:line="288" w:lineRule="auto"/>
+        <w:jc w:val="left"/>
+      </w:pPr>
+      <w:r>
+        <w:rPr>
+          <w:rFonts w:hint="eastAsia" w:ascii="Arial" w:hAnsi="Arial" w:eastAsia="等线" w:cs="Arial"/>
+          <w:color w:val="0000FF"/>
+          <w:sz w:val="22"/>
+          <w:lang w:val="en-US" w:eastAsia="zh-CN"/>
+        </w:rPr>
+        <w:t>E.单据编号</w:t>
+      </w:r>
       <w:r>
         <w:rPr>
           <w:rFonts w:ascii="Arial" w:hAnsi="Arial" w:eastAsia="等线" w:cs="Arial"/>
@@ -2063,6 +2135,24 @@
         </w:rPr>
         <w:t>D. 是否发霉、变质、干结</w:t>
       </w:r>
+    </w:p>
+    <w:p>
+      <w:pPr>
+        <w:numPr>
+          <w:numId w:val="0"/>
+        </w:numPr>
+        <w:spacing w:before="120" w:after="120" w:line="288" w:lineRule="auto"/>
+        <w:jc w:val="left"/>
+      </w:pPr>
+      <w:r>
+        <w:rPr>
+          <w:rFonts w:hint="eastAsia" w:ascii="Arial" w:hAnsi="Arial" w:eastAsia="等线" w:cs="Arial"/>
+          <w:color w:val="0000FF"/>
+          <w:sz w:val="22"/>
+          <w:lang w:val="en-US" w:eastAsia="zh-CN"/>
+        </w:rPr>
+        <w:t>E.不做任何检查直接验收</w:t>
+      </w:r>
       <w:r>
         <w:rPr>
           <w:rFonts w:ascii="Arial" w:hAnsi="Arial" w:eastAsia="等线" w:cs="Arial"/>
@@ -2165,6 +2255,24 @@
         </w:rPr>
         <w:t>D. 整箱物资全部开箱清点</w:t>
       </w:r>
+    </w:p>
+    <w:p>
+      <w:pPr>
+        <w:numPr>
+          <w:numId w:val="0"/>
+        </w:numPr>
+        <w:spacing w:before="120" w:after="120" w:line="288" w:lineRule="auto"/>
+        <w:jc w:val="left"/>
+      </w:pPr>
+      <w:r>
+        <w:rPr>
+          <w:rFonts w:hint="eastAsia" w:ascii="Arial" w:hAnsi="Arial" w:eastAsia="等线" w:cs="Arial"/>
+          <w:color w:val="0000FF"/>
+          <w:sz w:val="22"/>
+          <w:lang w:val="en-US" w:eastAsia="zh-CN"/>
+        </w:rPr>
+        <w:t>E.是否有损坏</w:t>
+      </w:r>
       <w:r>
         <w:rPr>
           <w:rFonts w:ascii="Arial" w:hAnsi="Arial" w:eastAsia="等线" w:cs="Arial"/>
@@ -2191,7 +2299,30 @@
           <w:rFonts w:ascii="Arial" w:hAnsi="Arial" w:eastAsia="等线" w:cs="Arial"/>
           <w:sz w:val="22"/>
         </w:rPr>
-        <w:t>解析：物料验收 3、5 条，计重物资原则上全部过磅，打印过磅单并拍照；C 为检尺要求，D 为开箱清点要求。</w:t>
+        <w:t>解析：物料验收 3、5 条，计重物资原则上全部过磅，打印过磅单并拍照；C 为检尺要求，D 为开箱清点要求</w:t>
+      </w:r>
+      <w:r>
+        <w:rPr>
+          <w:rFonts w:hint="eastAsia" w:ascii="Arial" w:hAnsi="Arial" w:eastAsia="等线" w:cs="Arial"/>
+          <w:sz w:val="22"/>
+          <w:lang w:eastAsia="zh-CN"/>
+        </w:rPr>
+        <w:t>，</w:t>
+      </w:r>
+      <w:r>
+        <w:rPr>
+          <w:rFonts w:hint="eastAsia" w:ascii="Arial" w:hAnsi="Arial" w:eastAsia="等线" w:cs="Arial"/>
+          <w:sz w:val="22"/>
+          <w:lang w:val="en-US" w:eastAsia="zh-CN"/>
+        </w:rPr>
+        <w:t>E为外观检查要求</w:t>
+      </w:r>
+      <w:r>
+        <w:rPr>
+          <w:rFonts w:ascii="Arial" w:hAnsi="Arial" w:eastAsia="等线" w:cs="Arial"/>
+          <w:sz w:val="22"/>
+        </w:rPr>
+        <w:t>。</w:t>
       </w:r>
     </w:p>
     <w:p>
@@ -2267,6 +2398,24 @@
         </w:rPr>
         <w:t>D. 司机驾驶证</w:t>
       </w:r>
+    </w:p>
+    <w:p>
+      <w:pPr>
+        <w:numPr>
+          <w:numId w:val="0"/>
+        </w:numPr>
+        <w:spacing w:before="120" w:after="120" w:line="288" w:lineRule="auto"/>
+        <w:jc w:val="left"/>
+      </w:pPr>
+      <w:r>
+        <w:rPr>
+          <w:rFonts w:hint="eastAsia" w:ascii="Arial" w:hAnsi="Arial" w:eastAsia="等线" w:cs="Arial"/>
+          <w:color w:val="0000FF"/>
+          <w:sz w:val="22"/>
+          <w:lang w:val="en-US" w:eastAsia="zh-CN"/>
+        </w:rPr>
+        <w:t>E.单位营业执照</w:t>
+      </w:r>
       <w:r>
         <w:rPr>
           <w:rFonts w:ascii="Arial" w:hAnsi="Arial" w:eastAsia="等线" w:cs="Arial"/>
@@ -2369,6 +2518,24 @@
         </w:rPr>
         <w:t>D. 供应商当月结算金额</w:t>
       </w:r>
+    </w:p>
+    <w:p>
+      <w:pPr>
+        <w:numPr>
+          <w:numId w:val="0"/>
+        </w:numPr>
+        <w:spacing w:before="120" w:after="120" w:line="288" w:lineRule="auto"/>
+        <w:jc w:val="left"/>
+      </w:pPr>
+      <w:r>
+        <w:rPr>
+          <w:rFonts w:hint="eastAsia" w:ascii="Arial" w:hAnsi="Arial" w:eastAsia="等线" w:cs="Arial"/>
+          <w:color w:val="0000FF"/>
+          <w:sz w:val="22"/>
+          <w:lang w:val="en-US" w:eastAsia="zh-CN"/>
+        </w:rPr>
+        <w:t>E.送货人员</w:t>
+      </w:r>
       <w:r>
         <w:rPr>
           <w:rFonts w:ascii="Arial" w:hAnsi="Arial" w:eastAsia="等线" w:cs="Arial"/>
@@ -2395,7 +2562,30 @@
           <w:rFonts w:ascii="Arial" w:hAnsi="Arial" w:eastAsia="等线" w:cs="Arial"/>
           <w:sz w:val="22"/>
         </w:rPr>
-        <w:t>解析：物资签收 1、2 条，签收实收数量、时间、姓名；有数量、费用异议需签注原因。</w:t>
+        <w:t>解析：物资签收 1、2 条，签收实收数量、时间、姓名；有数量、费用异议需签注原因</w:t>
+      </w:r>
+      <w:r>
+        <w:rPr>
+          <w:rFonts w:hint="eastAsia" w:ascii="Arial" w:hAnsi="Arial" w:eastAsia="等线" w:cs="Arial"/>
+          <w:sz w:val="22"/>
+          <w:lang w:eastAsia="zh-CN"/>
+        </w:rPr>
+        <w:t>，</w:t>
+      </w:r>
+      <w:r>
+        <w:rPr>
+          <w:rFonts w:hint="eastAsia" w:ascii="Arial" w:hAnsi="Arial" w:eastAsia="等线" w:cs="Arial"/>
+          <w:sz w:val="22"/>
+          <w:lang w:val="en-US" w:eastAsia="zh-CN"/>
+        </w:rPr>
+        <w:t>送货人无需标注</w:t>
+      </w:r>
+      <w:r>
+        <w:rPr>
+          <w:rFonts w:ascii="Arial" w:hAnsi="Arial" w:eastAsia="等线" w:cs="Arial"/>
+          <w:sz w:val="22"/>
+        </w:rPr>
+        <w:t>。</w:t>
       </w:r>
     </w:p>
     <w:p>
@@ -2471,6 +2661,24 @@
         </w:rPr>
         <w:t>D. 司机联系方式</w:t>
       </w:r>
+    </w:p>
+    <w:p>
+      <w:pPr>
+        <w:numPr>
+          <w:numId w:val="0"/>
+        </w:numPr>
+        <w:spacing w:before="120" w:after="120" w:line="288" w:lineRule="auto"/>
+        <w:jc w:val="left"/>
+      </w:pPr>
+      <w:r>
+        <w:rPr>
+          <w:rFonts w:hint="eastAsia" w:ascii="Arial" w:hAnsi="Arial" w:eastAsia="等线" w:cs="Arial"/>
+          <w:color w:val="0000FF"/>
+          <w:sz w:val="22"/>
+          <w:lang w:val="en-US" w:eastAsia="zh-CN"/>
+        </w:rPr>
+        <w:t>E.供货人联系方式</w:t>
+      </w:r>
       <w:r>
         <w:rPr>
           <w:rFonts w:ascii="Arial" w:hAnsi="Arial" w:eastAsia="等线" w:cs="Arial"/>
@@ -2497,7 +2705,30 @@
           <w:rFonts w:ascii="Arial" w:hAnsi="Arial" w:eastAsia="等线" w:cs="Arial"/>
           <w:sz w:val="22"/>
         </w:rPr>
-        <w:t>解析：验收入库第 3 条，与采购清单不符但可降级使用的物资，整单备注降级事由及扣款扣量说明。</w:t>
+        <w:t>解析：验收入库第 3 条，与采购清单不符但可降级使用的物资，整单备注降级事由及扣款扣量说明</w:t>
+      </w:r>
+      <w:r>
+        <w:rPr>
+          <w:rFonts w:hint="eastAsia" w:ascii="Arial" w:hAnsi="Arial" w:eastAsia="等线" w:cs="Arial"/>
+          <w:sz w:val="22"/>
+          <w:lang w:eastAsia="zh-CN"/>
+        </w:rPr>
+        <w:t>，</w:t>
+      </w:r>
+      <w:r>
+        <w:rPr>
+          <w:rFonts w:hint="eastAsia" w:ascii="Arial" w:hAnsi="Arial" w:eastAsia="等线" w:cs="Arial"/>
+          <w:sz w:val="22"/>
+          <w:lang w:val="en-US" w:eastAsia="zh-CN"/>
+        </w:rPr>
+        <w:t>无需司机及供货人联系方式</w:t>
+      </w:r>
+      <w:r>
+        <w:rPr>
+          <w:rFonts w:ascii="Arial" w:hAnsi="Arial" w:eastAsia="等线" w:cs="Arial"/>
+          <w:sz w:val="22"/>
+        </w:rPr>
+        <w:t>。</w:t>
       </w:r>
     </w:p>
     <w:p>
@@ -2573,6 +2804,24 @@
         </w:rPr>
         <w:t>D. 当天直接完成财务付款</w:t>
       </w:r>
+    </w:p>
+    <w:p>
+      <w:pPr>
+        <w:numPr>
+          <w:numId w:val="0"/>
+        </w:numPr>
+        <w:spacing w:before="120" w:after="120" w:line="288" w:lineRule="auto"/>
+        <w:jc w:val="left"/>
+      </w:pPr>
+      <w:r>
+        <w:rPr>
+          <w:rFonts w:hint="eastAsia" w:ascii="Arial" w:hAnsi="Arial" w:eastAsia="等线" w:cs="Arial"/>
+          <w:color w:val="0000FF"/>
+          <w:sz w:val="22"/>
+          <w:lang w:val="en-US" w:eastAsia="zh-CN"/>
+        </w:rPr>
+        <w:t>E.可不引用入库明细结算</w:t>
+      </w:r>
       <w:r>
         <w:rPr>
           <w:rFonts w:ascii="Arial" w:hAnsi="Arial" w:eastAsia="等线" w:cs="Arial"/>
@@ -3233,7 +3482,37 @@
           <w:rFonts w:ascii="Arial" w:hAnsi="Arial" w:eastAsia="等线" w:cs="Arial"/>
           <w:sz w:val="22"/>
         </w:rPr>
-        <w:t>量价复核专员需在 3 个工作日内完成入库量价复核。（×）</w:t>
+        <w:t>量价复核</w:t>
+      </w:r>
+      <w:r>
+        <w:rPr>
+          <w:rFonts w:hint="eastAsia" w:ascii="Arial" w:hAnsi="Arial" w:eastAsia="等线" w:cs="Arial"/>
+          <w:sz w:val="22"/>
+          <w:lang w:val="en-US" w:eastAsia="zh-CN"/>
+        </w:rPr>
+        <w:t>专员</w:t>
+      </w:r>
+      <w:r>
+        <w:rPr>
+          <w:rFonts w:ascii="Arial" w:hAnsi="Arial" w:eastAsia="等线" w:cs="Arial"/>
+          <w:sz w:val="22"/>
+        </w:rPr>
+        <w:t xml:space="preserve">需在 </w:t>
+      </w:r>
+      <w:r>
+        <w:rPr>
+          <w:rFonts w:hint="eastAsia" w:ascii="Arial" w:hAnsi="Arial" w:eastAsia="等线" w:cs="Arial"/>
+          <w:sz w:val="22"/>
+          <w:lang w:val="en-US" w:eastAsia="zh-CN"/>
+        </w:rPr>
+        <w:t>3</w:t>
+      </w:r>
+      <w:r>
+        <w:rPr>
+          <w:rFonts w:ascii="Arial" w:hAnsi="Arial" w:eastAsia="等线" w:cs="Arial"/>
+          <w:sz w:val="22"/>
+        </w:rPr>
+        <w:t>个工作日内完成入库量价复核。（×）</w:t>
       </w:r>
       <w:r>
         <w:rPr>
@@ -3263,6 +3542,8 @@
         </w:rPr>
         <w:t>解析：量价复核需在 1 个工作日内完成。</w:t>
       </w:r>
+      <w:bookmarkStart w:id="3" w:name="_GoBack"/>
+      <w:bookmarkEnd w:id="3"/>
     </w:p>
     <w:p>
       <w:pPr>
@@ -3309,8 +3590,6 @@
         </w:rPr>
         <w:t>解析：核量核价条款，核量核价完成后固化入库清单，凭入库明细结算对账。</w:t>
       </w:r>
-      <w:bookmarkStart w:id="3" w:name="_GoBack"/>
-      <w:bookmarkEnd w:id="3"/>
     </w:p>
     <w:sectPr>
       <w:headerReference r:id="rId3" w:type="default"/>
@@ -4288,6 +4567,7 @@
       <w:jc w:val="both"/>
     </w:pPr>
     <w:rPr>
+      <w:rFonts w:asciiTheme="minorHAnsi" w:hAnsiTheme="minorHAnsi" w:eastAsiaTheme="minorEastAsia" w:cstheme="minorBidi"/>
       <w:sz w:val="21"/>
       <w:szCs w:val="22"/>
     </w:rPr>
